--- a/exercises/Exercise on Production Possibilities_Questions.docx
+++ b/exercises/Exercise on Production Possibilities_Questions.docx
@@ -496,7 +496,7 @@
           <w:szCs w:val="24"/>
           <w:lang w:val="en-GB"/>
         </w:rPr>
-        <w:t>It is known that each country needs to consume 25 guns for self-defence. How many units of butter will be consumed by each country?</w:t>
+        <w:t>It is known that each country needs to consume 25 guns for self-defence. Given that we are in a closed economy (i.e., no trades are allowed), how many units of butter will be consumed by each country?</w:t>
       </w:r>
     </w:p>
     <w:p>
